--- a/data_agreements/SpecialLicenceProjectApplication_v2.docx
+++ b/data_agreements/SpecialLicenceProjectApplication_v2.docx
@@ -2866,7 +2866,6 @@
               <w:rPr>
                 <w:b/>
               </w:rPr>
-              <w:lastRenderedPageBreak/>
               <w:t>Measures in place to protect the data</w:t>
             </w:r>
             <w:bookmarkEnd w:id="15"/>
@@ -3514,7 +3513,18 @@
               <w:t>,</w:t>
             </w:r>
             <w:r>
-              <w:t xml:space="preserve"> altered the division of paid and unpaid work. In particular, we examine whether changes in relative presence at home led to more equal sharing of childcare and domestic responsibilities, whether such changes persisted beyond the initial shock</w:t>
+              <w:t xml:space="preserve"> altered the division of paid and unpaid work. </w:t>
+            </w:r>
+            <w:proofErr w:type="gramStart"/>
+            <w:r>
+              <w:t>In particular, we</w:t>
+            </w:r>
+            <w:proofErr w:type="gramEnd"/>
+            <w:r>
+              <w:t xml:space="preserve"> examine whether changes in relative presence at home led to more equal sharing of childcare and domestic responsibilities, whether such changes persisted </w:t>
+            </w:r>
+            <w:r>
+              <w:t>in the long run</w:t>
             </w:r>
             <w:r>
               <w:t>, and how they depend on local restrictions associated with the pandemic</w:t>
@@ -3534,7 +3544,13 @@
               <w:t xml:space="preserve"> and family composition</w:t>
             </w:r>
             <w:r>
-              <w:t>, and incorporates variation in local COVID-19 restrictions, including school closures. Outcomes include employment, working hours, childcare and domestic time, and selected health measures.</w:t>
+              <w:t xml:space="preserve">, and incorporates variation in local COVID-19 restrictions, including school closures. </w:t>
+            </w:r>
+            <w:r>
+              <w:t>We will study a wide range of outcomes, including</w:t>
+            </w:r>
+            <w:r>
+              <w:t xml:space="preserve"> employment, working hours, childcare and domestic time, and selected health measures.</w:t>
             </w:r>
           </w:p>
         </w:tc>
@@ -3804,7 +3820,6 @@
               <w:pStyle w:val="BodyTextStandard"/>
             </w:pPr>
             <w:r>
-              <w:lastRenderedPageBreak/>
               <w:t>This project requires access to the Special Licence version of Understanding Society in order to obtain detailed industry and occupation identifiers for both partners within households. The empirical design relies on constructing measures of exposure to COVID-19 sectoral restrictions at the industry–occupation level, including classification into sectors subject to shutdowns, essential/key worker sectors requiring work outside the home, and occupations with the capacity to transition to remote work.</w:t>
             </w:r>
           </w:p>
@@ -3837,21 +3852,7 @@
               <w:pStyle w:val="BodyTextStandard"/>
             </w:pPr>
             <w:r>
-              <w:t>The detailed SIC, SOC, and geographical variables will be used to construct categorical exposure indicators at the couple level</w:t>
-            </w:r>
-            <w:r>
-              <w:t xml:space="preserve"> as well as for heterogeneity </w:t>
-            </w:r>
-            <w:proofErr w:type="gramStart"/>
-            <w:r>
-              <w:t>analysis,</w:t>
-            </w:r>
-            <w:r>
-              <w:t xml:space="preserve"> and</w:t>
-            </w:r>
-            <w:proofErr w:type="gramEnd"/>
-            <w:r>
-              <w:t xml:space="preserve"> will not be reported in any publication or output. We have considered less restrictive data versions and alternative sources; however, the EUL version does not provide sufficient detail in industry, occupation, or geography to implement the proposed design. The Special Licence version is therefore required.</w:t>
+              <w:t>We have considered less restrictive data versions and alternative sources; however, the EUL version does not provide sufficient detail in industry, occupation, or geography to implement the proposed design. The Special Licence version is therefore required.</w:t>
             </w:r>
           </w:p>
           <w:p>
@@ -3868,6 +3869,7 @@
       </w:pPr>
       <w:bookmarkStart w:id="29" w:name="_Toc129690091"/>
       <w:r>
+        <w:lastRenderedPageBreak/>
         <w:t xml:space="preserve"> </w:t>
       </w:r>
       <w:bookmarkStart w:id="30" w:name="_Toc196393092"/>
@@ -3909,7 +3911,6 @@
         </w:numPr>
       </w:pPr>
       <w:r>
-        <w:lastRenderedPageBreak/>
         <w:t>A summary of the key variables.</w:t>
       </w:r>
     </w:p>
@@ -4095,7 +4096,13 @@
             </w:pPr>
             <w:r>
               <w:lastRenderedPageBreak/>
-              <w:t>The primary outputs of this project will be empirical analysis of changes in intra-household labour allocation associated with differential exposure to COVID-19 sectoral restrictions and local policy measures. We will produce statistical estimates of how asymmetric shocks to presence at home within couples affected employment status, working hours, childcare responsibilities, and domestic work, with particular attention to parents of young children.</w:t>
+              <w:t xml:space="preserve">The primary outputs of this project will be empirical analysis of changes in intra-household labour allocation associated with differential exposure to COVID-19 sectoral restrictions and local policy measures. We will produce statistical estimates of how asymmetric shocks to presence at home within couples affected </w:t>
+            </w:r>
+            <w:r>
+              <w:t xml:space="preserve">short and long run outcomes, including </w:t>
+            </w:r>
+            <w:r>
+              <w:t>employment status, working hours, childcare responsibilities, and domestic work, with particular attention to parents of young children.</w:t>
             </w:r>
           </w:p>
           <w:p>
@@ -4103,7 +4110,7 @@
               <w:pStyle w:val="BodyTextStandard"/>
             </w:pPr>
             <w:r>
-              <w:t>The results will be presented in the form of regression estimates, summary tables, and figures illustrating differences across exposure groups and family types. We intend to prepare one or more academic papers for submission to peer-reviewed journals in economics or related social sciences. The findings may also be presented at academic conferences and seminars.</w:t>
+              <w:t>The results will be presented in the form of regression estimates, summary tables, and figures. We intend to prepare one or more academic papers for submission to peer-reviewed journals in economics or related social sciences. The findings may also be presented at academic conferences and seminars.</w:t>
             </w:r>
           </w:p>
           <w:p>
@@ -4220,7 +4227,13 @@
               <w:pStyle w:val="BodyTextStandard"/>
             </w:pPr>
             <w:r>
-              <w:t>The detailed industry, occupation, and geographical variables accessed under the Special Licence will be used solely to construct categorical exposure indicators and will not be reported in any publication, table, or output. No outputs will include disaggregated SIC or SOC classifications or detailed geographical identifiers beyond broad analytical groupings necessary for interpretation.</w:t>
+              <w:t xml:space="preserve">The detailed industry, occupation, and geographical variables accessed under the Special Licence will be used to construct categorical exposure indicators and </w:t>
+            </w:r>
+            <w:r>
+              <w:t>as well as for heterogeneity analysis</w:t>
+            </w:r>
+            <w:r>
+              <w:t>. No outputs will include disaggregated SIC or SOC classifications or detailed geographical identifiers beyond broad analytical groupings necessary for interpretation.</w:t>
             </w:r>
           </w:p>
           <w:p>
@@ -4228,21 +4241,31 @@
               <w:pStyle w:val="BodyTextStandard"/>
             </w:pPr>
             <w:r>
-              <w:t>We will not report tabulations or summary statistics based on fewer than 10 unweighted observations per cell. Where necessary, categories will be aggregated to ensure compliance with this threshold and to prevent disclosure risk. No outputs will identify individual respondents, households, employers, or small geographic areas.</w:t>
+              <w:t xml:space="preserve">We will not report tabulations or summary statistics based on </w:t>
+            </w:r>
+            <w:r>
+              <w:t>small</w:t>
+            </w:r>
+            <w:r>
+              <w:t xml:space="preserve"> cell</w:t>
+            </w:r>
+            <w:r>
+              <w:t>s</w:t>
+            </w:r>
+            <w:r>
+              <w:t>. Where necessary, categories will be aggregated to prevent disclosure risk. No outputs will identify individual respondents, households, employers, or small geographic areas.</w:t>
             </w:r>
           </w:p>
           <w:p>
             <w:pPr>
               <w:pStyle w:val="BodyTextStandard"/>
+              <w:rPr>
+                <w:lang w:val="en-US" w:bidi="he-IL"/>
+              </w:rPr>
             </w:pPr>
             <w:r>
-              <w:t>Regression results will report coefficients, standard errors, and overall sample sizes only. No individual-level data will be shared. All outputs will consist solely of aggregated statistical summaries that comply with applicable disclosure control standards.</w:t>
-            </w:r>
-          </w:p>
-          <w:p>
-            <w:pPr>
-              <w:pStyle w:val="BodyTextStandard"/>
-            </w:pPr>
+              <w:t>Regression results will report coefficients, standard errors, and overall sample sizes. No individual-level data will be shared. All outputs will consist solely of aggregated statistical summaries that comply with applicable disclosure control standards.</w:t>
+            </w:r>
           </w:p>
         </w:tc>
       </w:tr>
